--- a/Articoli/Settimana fiscale/03-Check list - Indicatori Allarme/Check list - Indicatori Allarme.docx
+++ b/Articoli/Settimana fiscale/03-Check list - Indicatori Allarme/Check list - Indicatori Allarme.docx
@@ -3504,8 +3504,8 @@
 </file>
 
 <file path=customXml/item1.xml><?xml version="1.0" encoding="utf-8"?>
-<ct:contentTypeSchema xmlns:ct="http://schemas.microsoft.com/office/2006/metadata/contentType" xmlns:ma="http://schemas.microsoft.com/office/2006/metadata/properties/metaAttributes" ct:_="" ma:_="" ma:contentTypeName="Documento" ma:contentTypeID="0x01010049B2E99503D3AD4DA2231F0D240043DD" ma:contentTypeVersion="18" ma:contentTypeDescription="Creare un nuovo documento." ma:contentTypeScope="" ma:versionID="57b8045e8abefa85dedc7991371a38b2">
-  <xsd:schema xmlns:xsd="http://www.w3.org/2001/XMLSchema" xmlns:xs="http://www.w3.org/2001/XMLSchema" xmlns:p="http://schemas.microsoft.com/office/2006/metadata/properties" xmlns:ns2="77a3f60d-3740-4b8f-aea2-18b203205ead" xmlns:ns3="6c014026-a0ef-45dc-9ca9-ac355db24e99" targetNamespace="http://schemas.microsoft.com/office/2006/metadata/properties" ma:root="true" ma:fieldsID="f5ecd2ee382a35af39c71524ba84a011" ns2:_="" ns3:_="">
+<ct:contentTypeSchema xmlns:ct="http://schemas.microsoft.com/office/2006/metadata/contentType" xmlns:ma="http://schemas.microsoft.com/office/2006/metadata/properties/metaAttributes" ct:_="" ma:_="" ma:contentTypeName="Documento" ma:contentTypeID="0x01010049B2E99503D3AD4DA2231F0D240043DD" ma:contentTypeVersion="19" ma:contentTypeDescription="Creare un nuovo documento." ma:contentTypeScope="" ma:versionID="5d22b860b2d7b05646517e191754a185">
+  <xsd:schema xmlns:xsd="http://www.w3.org/2001/XMLSchema" xmlns:xs="http://www.w3.org/2001/XMLSchema" xmlns:p="http://schemas.microsoft.com/office/2006/metadata/properties" xmlns:ns2="77a3f60d-3740-4b8f-aea2-18b203205ead" xmlns:ns3="6c014026-a0ef-45dc-9ca9-ac355db24e99" targetNamespace="http://schemas.microsoft.com/office/2006/metadata/properties" ma:root="true" ma:fieldsID="c3ef981538194d0481c402a9a66d521d" ns2:_="" ns3:_="">
     <xsd:import namespace="77a3f60d-3740-4b8f-aea2-18b203205ead"/>
     <xsd:import namespace="6c014026-a0ef-45dc-9ca9-ac355db24e99"/>
     <xsd:element name="properties">
@@ -3531,6 +3531,7 @@
                 <xsd:element ref="ns3:TaxCatchAll" minOccurs="0"/>
                 <xsd:element ref="ns2:MediaServiceSearchProperties" minOccurs="0"/>
                 <xsd:element ref="ns2:MediaServiceObjectDetectorVersions" minOccurs="0"/>
+                <xsd:element ref="ns2:MediaServiceBillingMetadata" minOccurs="0"/>
               </xsd:all>
             </xsd:complexType>
           </xsd:element>
@@ -3615,6 +3616,11 @@
     <xsd:element name="MediaServiceObjectDetectorVersions" ma:index="25" nillable="true" ma:displayName="MediaServiceObjectDetectorVersions" ma:description="" ma:hidden="true" ma:indexed="true" ma:internalName="MediaServiceObjectDetectorVersions" ma:readOnly="true">
       <xsd:simpleType>
         <xsd:restriction base="dms:Text"/>
+      </xsd:simpleType>
+    </xsd:element>
+    <xsd:element name="MediaServiceBillingMetadata" ma:index="26" nillable="true" ma:displayName="MediaServiceBillingMetadata" ma:hidden="true" ma:internalName="MediaServiceBillingMetadata" ma:readOnly="true">
+      <xsd:simpleType>
+        <xsd:restriction base="dms:Note"/>
       </xsd:simpleType>
     </xsd:element>
   </xsd:schema>
@@ -3779,7 +3785,7 @@
 </file>
 
 <file path=customXml/itemProps1.xml><?xml version="1.0" encoding="utf-8"?>
-<ds:datastoreItem xmlns:ds="http://schemas.openxmlformats.org/officeDocument/2006/customXml" ds:itemID="{DC42E1E5-03F8-4102-9A26-3151718F39A4}"/>
+<ds:datastoreItem xmlns:ds="http://schemas.openxmlformats.org/officeDocument/2006/customXml" ds:itemID="{FDFA6A3A-C7A8-4244-9BFB-CE59B89C74C8}"/>
 </file>
 
 <file path=customXml/itemProps2.xml><?xml version="1.0" encoding="utf-8"?>
